--- a/info/Project Proposal_LDT3_V1.docx
+++ b/info/Project Proposal_LDT3_V1.docx
@@ -468,8 +468,6 @@
                 <w:lang w:val="en-GB"/>
               </w:rPr>
             </w:pPr>
-            <w:bookmarkStart w:id="0" w:name="_GoBack"/>
-            <w:bookmarkEnd w:id="0"/>
           </w:p>
           <w:p>
             <w:pPr>
@@ -2085,7 +2083,7 @@
           <w:numId w:val="1"/>
         </w:numPr>
       </w:pPr>
-      <w:bookmarkStart w:id="1" w:name="_Toc222220137"/>
+      <w:bookmarkStart w:id="0" w:name="_Toc222220137"/>
       <w:r>
         <w:lastRenderedPageBreak/>
         <w:t>E</w:t>
@@ -2093,7 +2091,7 @@
       <w:r>
         <w:t>xecutive Summary</w:t>
       </w:r>
-      <w:bookmarkEnd w:id="1"/>
+      <w:bookmarkEnd w:id="0"/>
     </w:p>
     <w:p>
       <w:pPr>
@@ -2102,7 +2100,7 @@
           <w:sz w:val="24"/>
         </w:rPr>
       </w:pPr>
-      <w:bookmarkStart w:id="2" w:name="_Hlk18356790"/>
+      <w:bookmarkStart w:id="1" w:name="_Hlk18356790"/>
       <w:r>
         <w:rPr>
           <w:i/>
@@ -2202,7 +2200,7 @@
       <w:r>
         <w:t xml:space="preserve"> Labs models will be used to low latency transcriptions. After all logic is built, designing the website will be the next crucial step. Adding functionality and connecting it to the Jetstream2 GPU allocation and hosting it online will be the last major hurdle but after that the whole project will be functional for use! </w:t>
       </w:r>
-      <w:bookmarkEnd w:id="2"/>
+      <w:bookmarkEnd w:id="1"/>
     </w:p>
     <w:tbl>
       <w:tblPr>
@@ -2300,12 +2298,12 @@
           <w:numId w:val="1"/>
         </w:numPr>
       </w:pPr>
-      <w:bookmarkStart w:id="3" w:name="_Toc222220138"/>
-      <w:bookmarkStart w:id="4" w:name="_Hlk97547012"/>
+      <w:bookmarkStart w:id="2" w:name="_Toc222220138"/>
+      <w:bookmarkStart w:id="3" w:name="_Hlk97547012"/>
       <w:r>
         <w:t>User/Market research</w:t>
       </w:r>
-      <w:bookmarkEnd w:id="3"/>
+      <w:bookmarkEnd w:id="2"/>
     </w:p>
     <w:p>
       <w:pPr>
@@ -2394,13 +2392,13 @@
           <w:numId w:val="1"/>
         </w:numPr>
       </w:pPr>
-      <w:bookmarkStart w:id="5" w:name="_Toc222220139"/>
-      <w:bookmarkEnd w:id="4"/>
+      <w:bookmarkStart w:id="4" w:name="_Toc222220139"/>
+      <w:bookmarkEnd w:id="3"/>
       <w:r>
         <w:lastRenderedPageBreak/>
         <w:t>Product Features</w:t>
       </w:r>
-      <w:bookmarkEnd w:id="5"/>
+      <w:bookmarkEnd w:id="4"/>
     </w:p>
     <w:p>
       <w:pPr>
@@ -2423,7 +2421,7 @@
       <w:pPr>
         <w:pStyle w:val="Heading2"/>
       </w:pPr>
-      <w:bookmarkStart w:id="6" w:name="_Toc222220140"/>
+      <w:bookmarkStart w:id="5" w:name="_Toc222220140"/>
       <w:r>
         <w:t xml:space="preserve">Feature </w:t>
       </w:r>
@@ -2436,7 +2434,7 @@
       <w:r>
         <w:t>Journal</w:t>
       </w:r>
-      <w:bookmarkEnd w:id="6"/>
+      <w:bookmarkEnd w:id="5"/>
       <w:r>
         <w:t xml:space="preserve"> </w:t>
       </w:r>
@@ -2485,7 +2483,7 @@
       <w:pPr>
         <w:pStyle w:val="Heading2"/>
       </w:pPr>
-      <w:bookmarkStart w:id="7" w:name="_Toc222220141"/>
+      <w:bookmarkStart w:id="6" w:name="_Toc222220141"/>
       <w:r>
         <w:t>Feature 2:</w:t>
       </w:r>
@@ -2495,7 +2493,7 @@
       <w:r>
         <w:t>Study Mode</w:t>
       </w:r>
-      <w:bookmarkEnd w:id="7"/>
+      <w:bookmarkEnd w:id="6"/>
     </w:p>
     <w:p>
       <w:pPr>
@@ -2538,11 +2536,11 @@
       <w:pPr>
         <w:pStyle w:val="Heading2"/>
       </w:pPr>
-      <w:bookmarkStart w:id="8" w:name="_Toc222220142"/>
+      <w:bookmarkStart w:id="7" w:name="_Toc222220142"/>
       <w:r>
         <w:t>Feature 3: Real Time Audio Transcription</w:t>
       </w:r>
-      <w:bookmarkEnd w:id="8"/>
+      <w:bookmarkEnd w:id="7"/>
     </w:p>
     <w:p>
       <w:pPr>
@@ -2656,7 +2654,34 @@
                 <w:iCs/>
                 <w:sz w:val="24"/>
               </w:rPr>
-              <w:t>Transcribed (seconds)</w:t>
+              <w:t>Transcribed</w:t>
+            </w:r>
+            <w:r>
+              <w:rPr>
+                <w:b/>
+                <w:i/>
+                <w:iCs/>
+                <w:sz w:val="24"/>
+              </w:rPr>
+              <w:t xml:space="preserve"> CPU</w:t>
+            </w:r>
+            <w:r>
+              <w:rPr>
+                <w:b/>
+                <w:i/>
+                <w:iCs/>
+                <w:sz w:val="24"/>
+              </w:rPr>
+              <w:t xml:space="preserve"> (seconds)</w:t>
+            </w:r>
+            <w:r>
+              <w:rPr>
+                <w:b/>
+                <w:i/>
+                <w:iCs/>
+                <w:sz w:val="24"/>
+              </w:rPr>
+              <w:t xml:space="preserve"> </w:t>
             </w:r>
           </w:p>
         </w:tc>
@@ -2763,21 +2788,32 @@
                 <w:sz w:val="24"/>
               </w:rPr>
             </w:pPr>
-          </w:p>
-        </w:tc>
-        <w:tc>
-          <w:tcPr>
-            <w:tcW w:w="2115" w:type="dxa"/>
-            <w:shd w:val="clear" w:color="auto" w:fill="F2F2F2" w:themeFill="background1" w:themeFillShade="F2"/>
-          </w:tcPr>
-          <w:p>
-            <w:pPr>
+            <w:proofErr w:type="spellStart"/>
+            <w:r>
               <w:rPr>
                 <w:b/>
                 <w:i/>
                 <w:iCs/>
                 <w:sz w:val="24"/>
               </w:rPr>
+              <w:t>na</w:t>
+            </w:r>
+            <w:proofErr w:type="spellEnd"/>
+          </w:p>
+        </w:tc>
+        <w:tc>
+          <w:tcPr>
+            <w:tcW w:w="2115" w:type="dxa"/>
+            <w:shd w:val="clear" w:color="auto" w:fill="F2F2F2" w:themeFill="background1" w:themeFillShade="F2"/>
+          </w:tcPr>
+          <w:p>
+            <w:pPr>
+              <w:rPr>
+                <w:b/>
+                <w:i/>
+                <w:iCs/>
+                <w:sz w:val="24"/>
+              </w:rPr>
             </w:pPr>
           </w:p>
         </w:tc>
@@ -2794,11 +2830,16 @@
       <w:pPr>
         <w:pStyle w:val="Heading2"/>
       </w:pPr>
-      <w:bookmarkStart w:id="9" w:name="_Toc222220143"/>
-      <w:r>
-        <w:t>Feature 4: Cross Language Usage</w:t>
-      </w:r>
+      <w:bookmarkStart w:id="8" w:name="_Toc222220143"/>
+      <w:r>
+        <w:t>Feature 4: Cross L</w:t>
+      </w:r>
+      <w:bookmarkStart w:id="9" w:name="_GoBack"/>
       <w:bookmarkEnd w:id="9"/>
+      <w:r>
+        <w:t>anguage Usage</w:t>
+      </w:r>
+      <w:bookmarkEnd w:id="8"/>
     </w:p>
     <w:p>
       <w:r>
@@ -4291,27 +4332,14 @@
       <w:r>
         <w:t xml:space="preserve">Table </w:t>
       </w:r>
-      <w:r>
-        <w:fldChar w:fldCharType="begin"/>
-      </w:r>
-      <w:r>
-        <w:instrText xml:space="preserve"> SEQ Table \* ARABIC </w:instrText>
-      </w:r>
-      <w:r>
-        <w:fldChar w:fldCharType="separate"/>
-      </w:r>
-      <w:r>
-        <w:rPr>
-          <w:noProof/>
-        </w:rPr>
-        <w:t>1</w:t>
-      </w:r>
-      <w:r>
-        <w:rPr>
-          <w:noProof/>
-        </w:rPr>
-        <w:fldChar w:fldCharType="end"/>
-      </w:r>
+      <w:fldSimple w:instr=" SEQ Table \* ARABIC ">
+        <w:r>
+          <w:rPr>
+            <w:noProof/>
+          </w:rPr>
+          <w:t>1</w:t>
+        </w:r>
+      </w:fldSimple>
       <w:r>
         <w:t>: Milestone Schedule</w:t>
       </w:r>
@@ -9532,7 +9560,7 @@
                   <v:path o:extrusionok="f" gradientshapeok="t" o:connecttype="rect"/>
                   <o:lock v:ext="edit" aspectratio="t"/>
                 </v:shapetype>
-                <v:shape id="_x0000_i1025" type="#_x0000_t75" alt="Microsoft Office Signature Line..." style="width:3.3pt;height:11.1pt">
+                <v:shape id="_x0000_i1025" type="#_x0000_t75" alt="Microsoft Office Signature Line..." style="width:3pt;height:11.25pt">
                   <v:imagedata r:id="rId11" o:title=""/>
                   <o:lock v:ext="edit" ungrouping="t" rotation="t" cropping="t" verticies="t" text="t" grouping="t"/>
                   <o:signatureline v:ext="edit" id="{F032D24A-56E4-4002-9727-8470AAB6A6D3}" provid="{00000000-0000-0000-0000-000000000000}" showsigndate="f" allowcomments="t" issignatureline="t"/>
@@ -15527,14 +15555,12 @@
 </file>
 
 <file path=customXml/item1.xml><?xml version="1.0" encoding="utf-8"?>
-<p:properties xmlns:p="http://schemas.microsoft.com/office/2006/metadata/properties" xmlns:xsi="http://www.w3.org/2001/XMLSchema-instance" xmlns:pc="http://schemas.microsoft.com/office/infopath/2007/PartnerControls">
-  <documentManagement>
-    <TaxCatchAll xmlns="77e6d9d7-eee8-4935-8fa9-6c847c8ed84c" xsi:nil="true"/>
-    <lcf76f155ced4ddcb4097134ff3c332f xmlns="3432595d-a858-4562-974d-a58e068ae362">
-      <Terms xmlns="http://schemas.microsoft.com/office/infopath/2007/PartnerControls"/>
-    </lcf76f155ced4ddcb4097134ff3c332f>
-  </documentManagement>
-</p:properties>
+<?mso-contentType ?>
+<FormTemplates xmlns="http://schemas.microsoft.com/sharepoint/v3/contenttype/forms">
+  <Display>DocumentLibraryForm</Display>
+  <Edit>DocumentLibraryForm</Edit>
+  <New>DocumentLibraryForm</New>
+</FormTemplates>
 </file>
 
 <file path=customXml/item2.xml><?xml version="1.0" encoding="utf-8"?>
@@ -15733,12 +15759,14 @@
 </file>
 
 <file path=customXml/item3.xml><?xml version="1.0" encoding="utf-8"?>
-<?mso-contentType ?>
-<FormTemplates xmlns="http://schemas.microsoft.com/sharepoint/v3/contenttype/forms">
-  <Display>DocumentLibraryForm</Display>
-  <Edit>DocumentLibraryForm</Edit>
-  <New>DocumentLibraryForm</New>
-</FormTemplates>
+<p:properties xmlns:p="http://schemas.microsoft.com/office/2006/metadata/properties" xmlns:xsi="http://www.w3.org/2001/XMLSchema-instance" xmlns:pc="http://schemas.microsoft.com/office/infopath/2007/PartnerControls">
+  <documentManagement>
+    <TaxCatchAll xmlns="77e6d9d7-eee8-4935-8fa9-6c847c8ed84c" xsi:nil="true"/>
+    <lcf76f155ced4ddcb4097134ff3c332f xmlns="3432595d-a858-4562-974d-a58e068ae362">
+      <Terms xmlns="http://schemas.microsoft.com/office/infopath/2007/PartnerControls"/>
+    </lcf76f155ced4ddcb4097134ff3c332f>
+  </documentManagement>
+</p:properties>
 </file>
 
 <file path=customXml/item4.xml><?xml version="1.0" encoding="utf-8"?>
@@ -15746,12 +15774,9 @@
 </file>
 
 <file path=customXml/itemProps1.xml><?xml version="1.0" encoding="utf-8"?>
-<ds:datastoreItem xmlns:ds="http://schemas.openxmlformats.org/officeDocument/2006/customXml" ds:itemID="{A4FB9575-2617-4E21-9B88-269BD66A366D}">
+<ds:datastoreItem xmlns:ds="http://schemas.openxmlformats.org/officeDocument/2006/customXml" ds:itemID="{BCB54D9D-645D-4BAD-B828-CDD19DDBFDB2}">
   <ds:schemaRefs>
-    <ds:schemaRef ds:uri="http://schemas.microsoft.com/office/2006/metadata/properties"/>
-    <ds:schemaRef ds:uri="http://schemas.microsoft.com/office/infopath/2007/PartnerControls"/>
-    <ds:schemaRef ds:uri="77e6d9d7-eee8-4935-8fa9-6c847c8ed84c"/>
-    <ds:schemaRef ds:uri="3432595d-a858-4562-974d-a58e068ae362"/>
+    <ds:schemaRef ds:uri="http://schemas.microsoft.com/sharepoint/v3/contenttype/forms"/>
   </ds:schemaRefs>
 </ds:datastoreItem>
 </file>
@@ -15776,15 +15801,18 @@
 </file>
 
 <file path=customXml/itemProps3.xml><?xml version="1.0" encoding="utf-8"?>
-<ds:datastoreItem xmlns:ds="http://schemas.openxmlformats.org/officeDocument/2006/customXml" ds:itemID="{BCB54D9D-645D-4BAD-B828-CDD19DDBFDB2}">
+<ds:datastoreItem xmlns:ds="http://schemas.openxmlformats.org/officeDocument/2006/customXml" ds:itemID="{A4FB9575-2617-4E21-9B88-269BD66A366D}">
   <ds:schemaRefs>
-    <ds:schemaRef ds:uri="http://schemas.microsoft.com/sharepoint/v3/contenttype/forms"/>
+    <ds:schemaRef ds:uri="http://schemas.microsoft.com/office/2006/metadata/properties"/>
+    <ds:schemaRef ds:uri="http://schemas.microsoft.com/office/infopath/2007/PartnerControls"/>
+    <ds:schemaRef ds:uri="77e6d9d7-eee8-4935-8fa9-6c847c8ed84c"/>
+    <ds:schemaRef ds:uri="3432595d-a858-4562-974d-a58e068ae362"/>
   </ds:schemaRefs>
 </ds:datastoreItem>
 </file>
 
 <file path=customXml/itemProps4.xml><?xml version="1.0" encoding="utf-8"?>
-<ds:datastoreItem xmlns:ds="http://schemas.openxmlformats.org/officeDocument/2006/customXml" ds:itemID="{EAB72AA2-1076-4BA6-BA57-43F4694FAA19}">
+<ds:datastoreItem xmlns:ds="http://schemas.openxmlformats.org/officeDocument/2006/customXml" ds:itemID="{9EA347F0-739C-4688-A129-EE164B41204D}">
   <ds:schemaRefs>
     <ds:schemaRef ds:uri="http://schemas.openxmlformats.org/officeDocument/2006/bibliography"/>
   </ds:schemaRefs>
